--- a/Annex I.docx
+++ b/Annex I.docx
@@ -13,21 +13,7 @@
         <w:rPr>
           <w:b/>
         </w:rPr>
-        <w:t xml:space="preserve">Annex </w:t>
-      </w:r>
-      <w:r>
-        <w:rPr>
-          <w:b/>
-        </w:rPr>
-        <w:t>I</w:t>
-      </w:r>
-      <w:bookmarkStart w:id="0" w:name="_GoBack"/>
-      <w:bookmarkEnd w:id="0"/>
-      <w:r>
-        <w:rPr>
-          <w:b/>
-        </w:rPr>
-        <w:t xml:space="preserve">. </w:t>
+        <w:t xml:space="preserve">Annex I. </w:t>
       </w:r>
       <w:r>
         <w:rPr>
@@ -38,13 +24,58 @@
     </w:p>
     <w:p>
       <w:pPr>
-        <w:pStyle w:val="MDPI31text"/>
-        <w:ind w:left="0"/>
-        <w:rPr>
-          <w:rFonts w:ascii="Times New Roman" w:hAnsi="Times New Roman"/>
-          <w:sz w:val="22"/>
+        <w:ind w:right="57"/>
+        <w:rPr>
+          <w:b/>
         </w:rPr>
       </w:pPr>
+    </w:p>
+    <w:p>
+      <w:pPr>
+        <w:ind w:right="57"/>
+        <w:rPr>
+          <w:sz w:val="22"/>
+        </w:rPr>
+      </w:pPr>
+      <w:r>
+        <w:rPr>
+          <w:sz w:val="22"/>
+        </w:rPr>
+        <w:t xml:space="preserve">Following </w:t>
+      </w:r>
+      <w:hyperlink w:anchor="Griffithsii" w:history="1">
+        <w:r>
+          <w:rPr>
+            <w:rStyle w:val="Hipersaitas"/>
+            <w:rFonts w:ascii="Palatino Linotype" w:hAnsi="Palatino Linotype"/>
+            <w:snapToGrid w:val="0"/>
+            <w:sz w:val="20"/>
+          </w:rPr>
+          <w:t>Griffiths (2019)</w:t>
+        </w:r>
+      </w:hyperlink>
+      <w:r>
+        <w:rPr>
+          <w:sz w:val="22"/>
+        </w:rPr>
+        <w:t xml:space="preserve">, in Gibbs sampling, the next state is reached by sequentially sampling all variables from their distribution when conditioned on the current values of all other variables and the data. Each iteration of the Gibbs sampler cycles through the conditional distributions of all the parameters. In each iterative step, new parameters are generated and the conditional distributions are updated for the next iteration. </w:t>
+      </w:r>
+      <w:hyperlink w:anchor="ChaiII" w:history="1">
+        <w:r>
+          <w:rPr>
+            <w:rStyle w:val="Hipersaitas"/>
+          </w:rPr>
+          <w:t>Chai et. all (2016)</w:t>
+        </w:r>
+      </w:hyperlink>
+      <w:r>
+        <w:rPr>
+          <w:sz w:val="22"/>
+        </w:rPr>
+        <w:t xml:space="preserve"> explain that Gibbs sampling starts with a random setting of hidden states and then updates each hidden state according to the probability distribution conditioned on all the other states and the fixed parameters.</w:t>
+      </w:r>
+      <w:bookmarkStart w:id="0" w:name="_GoBack"/>
+      <w:bookmarkEnd w:id="0"/>
     </w:p>
     <w:p>
       <w:pPr>
@@ -1634,27 +1665,7 @@
           <w:szCs w:val="22"/>
           <w:lang w:val="en-US" w:eastAsia="en-US"/>
         </w:rPr>
-        <w:t>} is the random variable ve</w:t>
-      </w:r>
-      <w:proofErr w:type="spellStart"/>
-      <w:r>
-        <w:rPr>
-          <w:rStyle w:val="comment-copy"/>
-          <w:sz w:val="22"/>
-          <w:szCs w:val="22"/>
-          <w:lang w:val="en-US" w:eastAsia="en-US"/>
-        </w:rPr>
-        <w:t>ctor</w:t>
-      </w:r>
-      <w:proofErr w:type="spellEnd"/>
-      <w:r>
-        <w:rPr>
-          <w:rStyle w:val="comment-copy"/>
-          <w:sz w:val="22"/>
-          <w:szCs w:val="22"/>
-          <w:lang w:val="en-US" w:eastAsia="en-US"/>
-        </w:rPr>
-        <w:t xml:space="preserve"> for a BN, it should obey the conditional independence assumptions. For node </w:t>
+        <w:t xml:space="preserve">} is the random variable vector for a BN, it should obey the conditional independence assumptions. For node </w:t>
       </w:r>
       <m:oMath>
         <m:sSub>

--- a/Annex I.docx
+++ b/Annex I.docx
@@ -74,8 +74,6 @@
         </w:rPr>
         <w:t xml:space="preserve"> explain that Gibbs sampling starts with a random setting of hidden states and then updates each hidden state according to the probability distribution conditioned on all the other states and the fixed parameters.</w:t>
       </w:r>
-      <w:bookmarkStart w:id="0" w:name="_GoBack"/>
-      <w:bookmarkEnd w:id="0"/>
     </w:p>
     <w:p>
       <w:pPr>
@@ -2389,6 +2387,339 @@
           <w:szCs w:val="22"/>
         </w:rPr>
         <w:t xml:space="preserve"> of any variable can be approximated by averaging over all the samples.</w:t>
+      </w:r>
+    </w:p>
+    <w:p>
+      <w:pPr>
+        <w:ind w:firstLine="567"/>
+        <w:jc w:val="both"/>
+        <w:rPr>
+          <w:rStyle w:val="comment-copy"/>
+          <w:sz w:val="22"/>
+          <w:szCs w:val="22"/>
+        </w:rPr>
+      </w:pPr>
+      <w:bookmarkStart w:id="0" w:name="_GoBack"/>
+      <w:bookmarkEnd w:id="0"/>
+      <w:r>
+        <w:rPr>
+          <w:rStyle w:val="comment-copy"/>
+          <w:sz w:val="22"/>
+          <w:szCs w:val="22"/>
+        </w:rPr>
+        <w:t>In summary, Gibbs sampling is a technique for generating random samples of multivariate data when there is limited</w:t>
+      </w:r>
+      <w:r>
+        <w:rPr>
+          <w:sz w:val="22"/>
+          <w:szCs w:val="22"/>
+        </w:rPr>
+        <w:t xml:space="preserve"> information about the joint distribution. I</w:t>
+      </w:r>
+      <w:r>
+        <w:rPr>
+          <w:rStyle w:val="comment-copy"/>
+          <w:sz w:val="22"/>
+          <w:szCs w:val="22"/>
+        </w:rPr>
+        <w:t>n Bayesian updating without a prior conjugate, the Gibbs update on a randomly chosen subset of the new full data set may be performed since previous data points are dependent on the new data. The size of the subset may be adjusted to achieve an appropriate trade-off between speed and accuracy. Th</w:t>
+      </w:r>
+      <w:r>
+        <w:rPr>
+          <w:sz w:val="22"/>
+          <w:szCs w:val="22"/>
+        </w:rPr>
+        <w:t xml:space="preserve">e data are generated by the following process: first, </w:t>
+      </w:r>
+      <m:oMath>
+        <m:r>
+          <w:rPr>
+            <w:rFonts w:ascii="Cambria Math" w:hAnsi="Cambria Math"/>
+            <w:sz w:val="22"/>
+            <w:szCs w:val="22"/>
+          </w:rPr>
+          <m:t>P(θ)</m:t>
+        </m:r>
+        <m:r>
+          <w:rPr>
+            <w:rFonts w:ascii="Cambria Math" w:hAnsi="Cambria Math"/>
+            <w:i/>
+            <w:sz w:val="22"/>
+            <w:szCs w:val="22"/>
+          </w:rPr>
+          <w:fldChar w:fldCharType="begin"/>
+        </m:r>
+        <m:r>
+          <m:rPr>
+            <m:sty m:val="p"/>
+          </m:rPr>
+          <w:rPr>
+            <w:rFonts w:ascii="Cambria Math" w:hAnsi="Cambria Math"/>
+            <w:sz w:val="22"/>
+            <w:szCs w:val="22"/>
+          </w:rPr>
+          <m:t xml:space="preserve"> QUOTE </m:t>
+        </m:r>
+        <m:r>
+          <w:rPr>
+            <w:rFonts w:ascii="Cambria Math" w:hAnsi="Cambria Math"/>
+            <w:i/>
+            <w:position w:val="-8"/>
+          </w:rPr>
+          <w:pict>
+            <v:shapetype id="_x0000_t75" coordsize="21600,21600" o:spt="75" o:preferrelative="t" path="m@4@5l@4@11@9@11@9@5xe" filled="f" stroked="f">
+              <v:stroke joinstyle="miter"/>
+              <v:formulas>
+                <v:f eqn="if lineDrawn pixelLineWidth 0"/>
+                <v:f eqn="sum @0 1 0"/>
+                <v:f eqn="sum 0 0 @1"/>
+                <v:f eqn="prod @2 1 2"/>
+                <v:f eqn="prod @3 21600 pixelWidth"/>
+                <v:f eqn="prod @3 21600 pixelHeight"/>
+                <v:f eqn="sum @0 0 1"/>
+                <v:f eqn="prod @6 1 2"/>
+                <v:f eqn="prod @7 21600 pixelWidth"/>
+                <v:f eqn="sum @8 21600 0"/>
+                <v:f eqn="prod @7 21600 pixelHeight"/>
+                <v:f eqn="sum @10 21600 0"/>
+              </v:formulas>
+              <v:path o:extrusionok="f" gradientshapeok="t" o:connecttype="rect"/>
+              <o:lock v:ext="edit" aspectratio="t"/>
+            </v:shapetype>
+            <v:shape id="_x0000_i1025" type="#_x0000_t75" style="width:21.75pt;height:21.75pt" equationxml="&lt;?xml version=&quot;1.0&quot; encoding=&quot;UTF-8&quot; standalone=&quot;yes&quot;?&gt;&#10;&lt;?mso-application progid=&quot;Word.Document&quot;?&gt;&#10;&lt;w:wordDocument xmlns:aml=&quot;http://schemas.microsoft.com/aml/2001/core&quot; xmlns:wpc=&quot;http://schemas.microsoft.com/office/word/2010/wordprocessingCanvas&quot; xmlns:cx=&quot;http://schemas.microsoft.com/office/drawing/2014/chartex&quot; xmlns:dt=&quot;uuid:C2F41010-65B3-11d1-A29F-00AA00C14882&quot; xmlns:mc=&quot;http://schemas.openxmlformats.org/markup-compatibility/2006&quot; xmlns:o=&quot;urn:schemas-microsoft-com:office:office&quot; xmlns:m=&quot;http://schemas.openxmlformats.org/officeDocument/2006/math&quot; xmlns:v=&quot;urn:schemas-microsoft-com:vml&quot; xmlns:w10=&quot;urn:schemas-microsoft-com:office:word&quot; xmlns:w=&quot;http://schemas.microsoft.com/office/word/2003/wordml&quot; xmlns:wx=&quot;http://schemas.microsoft.com/office/word/2003/auxHint&quot; xmlns:wne=&quot;http://schemas.microsoft.com/office/word/2006/wordml&quot; xmlns:wsp=&quot;http://schemas.microsoft.com/office/word/2003/wordml/sp2&quot; xmlns:sl=&quot;http://schemas.microsoft.com/schemaLibrary/2003/core&quot; w:macrosPresent=&quot;no&quot; w:embeddedObjPresent=&quot;no&quot; w:ocxPresent=&quot;no&quot; xml:space=&quot;preserve&quot;&gt;&lt;w:ignoreSubtree w:val=&quot;http://schemas.microsoft.com/office/word/2003/wordml/sp2&quot;/&gt;&lt;o:DocumentProperties&gt;&lt;o:Version&gt;16&lt;/o:Version&gt;&lt;/o:DocumentProperties&gt;&lt;w:docPr&gt;&lt;w:view w:val=&quot;print&quot;/&gt;&lt;w:zoom w:percent=&quot;100&quot;/&gt;&lt;w:doNotEmbedSystemFonts/&gt;&lt;w:bordersDontSurroundHeader/&gt;&lt;w:bordersDontSurroundFooter/&gt;&lt;w:stylePaneFormatFilter w:val=&quot;1021&quot;/&gt;&lt;w:defaultTabStop w:val=&quot;510&quot;/&gt;&lt;w:autoHyphenation/&gt;&lt;w:drawingGridHorizontalSpacing w:val=&quot;100&quot;/&gt;&lt;w:drawingGridVerticalSpacing w:val=&quot;163&quot;/&gt;&lt;w:displayHorizontalDrawingGridEvery w:val=&quot;0&quot;/&gt;&lt;w:displayVerticalDrawingGridEvery w:val=&quot;2&quot;/&gt;&lt;w:punctuationKerning/&gt;&lt;w:characterSpacingControl w:val=&quot;CompressPunctuation&quot;/&gt;&lt;w:webPageEncoding w:val=&quot;utf-8&quot;/&gt;&lt;w:optimizeForBrowser/&gt;&lt;w:validateAgainstSchema/&gt;&lt;w:saveInvalidXML w:val=&quot;off&quot;/&gt;&lt;w:ignoreMixedContent w:val=&quot;off&quot;/&gt;&lt;w:alwaysShowPlaceholderText w:val=&quot;off&quot;/&gt;&lt;w:compat&gt;&lt;w:spaceForUL/&gt;&lt;w:balanceSingleByteDoubleByteWidth/&gt;&lt;w:doNotLeaveBackslashAlone/&gt;&lt;w:ulTrailSpace/&gt;&lt;w:doNotExpandShiftReturn/&gt;&lt;w:adjustLineHeightInTable/&gt;&lt;w:breakWrappedTables/&gt;&lt;w:snapToGridInCell/&gt;&lt;w:wrapTextWithPunct/&gt;&lt;w:useAsianBreakRules/&gt;&lt;w:dontGrowAutofit/&gt;&lt;w:useFELayout/&gt;&lt;/w:compat&gt;&lt;wsp:rsids&gt;&lt;wsp:rsidRoot wsp:val=&quot;00BF6B19&quot;/&gt;&lt;wsp:rsid wsp:val=&quot;000023E0&quot;/&gt;&lt;wsp:rsid wsp:val=&quot;00016DAD&quot;/&gt;&lt;wsp:rsid wsp:val=&quot;00022B03&quot;/&gt;&lt;wsp:rsid wsp:val=&quot;000336B3&quot;/&gt;&lt;wsp:rsid wsp:val=&quot;0007095A&quot;/&gt;&lt;wsp:rsid wsp:val=&quot;000736AD&quot;/&gt;&lt;wsp:rsid wsp:val=&quot;000A446C&quot;/&gt;&lt;wsp:rsid wsp:val=&quot;000D139F&quot;/&gt;&lt;wsp:rsid wsp:val=&quot;000E02D7&quot;/&gt;&lt;wsp:rsid wsp:val=&quot;00110C44&quot;/&gt;&lt;wsp:rsid wsp:val=&quot;0012423C&quot;/&gt;&lt;wsp:rsid wsp:val=&quot;001353A3&quot;/&gt;&lt;wsp:rsid wsp:val=&quot;001373C9&quot;/&gt;&lt;wsp:rsid wsp:val=&quot;001649FC&quot;/&gt;&lt;wsp:rsid wsp:val=&quot;00183445&quot;/&gt;&lt;wsp:rsid wsp:val=&quot;00191958&quot;/&gt;&lt;wsp:rsid wsp:val=&quot;00195DBF&quot;/&gt;&lt;wsp:rsid wsp:val=&quot;001A242A&quot;/&gt;&lt;wsp:rsid wsp:val=&quot;001A4927&quot;/&gt;&lt;wsp:rsid wsp:val=&quot;001E18D0&quot;/&gt;&lt;wsp:rsid wsp:val=&quot;001E2AEB&quot;/&gt;&lt;wsp:rsid wsp:val=&quot;001F373C&quot;/&gt;&lt;wsp:rsid wsp:val=&quot;00205AE5&quot;/&gt;&lt;wsp:rsid wsp:val=&quot;00216129&quot;/&gt;&lt;wsp:rsid wsp:val=&quot;002254A8&quot;/&gt;&lt;wsp:rsid wsp:val=&quot;00227AC6&quot;/&gt;&lt;wsp:rsid wsp:val=&quot;00231725&quot;/&gt;&lt;wsp:rsid wsp:val=&quot;00251C93&quot;/&gt;&lt;wsp:rsid wsp:val=&quot;002527E8&quot;/&gt;&lt;wsp:rsid wsp:val=&quot;002650E7&quot;/&gt;&lt;wsp:rsid wsp:val=&quot;002722EE&quot;/&gt;&lt;wsp:rsid wsp:val=&quot;002765F1&quot;/&gt;&lt;wsp:rsid wsp:val=&quot;002969DF&quot;/&gt;&lt;wsp:rsid wsp:val=&quot;002A1E5F&quot;/&gt;&lt;wsp:rsid wsp:val=&quot;002D55BA&quot;/&gt;&lt;wsp:rsid wsp:val=&quot;002F498F&quot;/&gt;&lt;wsp:rsid wsp:val=&quot;003122F2&quot;/&gt;&lt;wsp:rsid wsp:val=&quot;0031744E&quot;/&gt;&lt;wsp:rsid wsp:val=&quot;00320D93&quot;/&gt;&lt;wsp:rsid wsp:val=&quot;00326141&quot;/&gt;&lt;wsp:rsid wsp:val=&quot;003350E5&quot;/&gt;&lt;wsp:rsid wsp:val=&quot;00345623&quot;/&gt;&lt;wsp:rsid wsp:val=&quot;0035340B&quot;/&gt;&lt;wsp:rsid wsp:val=&quot;00361310&quot;/&gt;&lt;wsp:rsid wsp:val=&quot;0036255D&quot;/&gt;&lt;wsp:rsid wsp:val=&quot;003A5D62&quot;/&gt;&lt;wsp:rsid wsp:val=&quot;003C7CB7&quot;/&gt;&lt;wsp:rsid wsp:val=&quot;003D0525&quot;/&gt;&lt;wsp:rsid wsp:val=&quot;003D1B18&quot;/&gt;&lt;wsp:rsid wsp:val=&quot;003F36C1&quot;/&gt;&lt;wsp:rsid wsp:val=&quot;003F4D0E&quot;/&gt;&lt;wsp:rsid wsp:val=&quot;00401D30&quot;/&gt;&lt;wsp:rsid wsp:val=&quot;00404F35&quot;/&gt;&lt;wsp:rsid wsp:val=&quot;00410F35&quot;/&gt;&lt;wsp:rsid wsp:val=&quot;0041236F&quot;/&gt;&lt;wsp:rsid wsp:val=&quot;004133A7&quot;/&gt;&lt;wsp:rsid wsp:val=&quot;0045200E&quot;/&gt;&lt;wsp:rsid wsp:val=&quot;00452CF0&quot;/&gt;&lt;wsp:rsid wsp:val=&quot;00493033&quot;/&gt;&lt;wsp:rsid wsp:val=&quot;004945B9&quot;/&gt;&lt;wsp:rsid wsp:val=&quot;004C0CC6&quot;/&gt;&lt;wsp:rsid wsp:val=&quot;004C207F&quot;/&gt;&lt;wsp:rsid wsp:val=&quot;004D2716&quot;/&gt;&lt;wsp:rsid wsp:val=&quot;004D5BEC&quot;/&gt;&lt;wsp:rsid wsp:val=&quot;004D79C7&quot;/&gt;&lt;wsp:rsid wsp:val=&quot;004F6D48&quot;/&gt;&lt;wsp:rsid wsp:val=&quot;00502F97&quot;/&gt;&lt;wsp:rsid wsp:val=&quot;0050416D&quot;/&gt;&lt;wsp:rsid wsp:val=&quot;00525541&quot;/&gt;&lt;wsp:rsid wsp:val=&quot;00532CFE&quot;/&gt;&lt;wsp:rsid wsp:val=&quot;00535863&quot;/&gt;&lt;wsp:rsid wsp:val=&quot;005614F2&quot;/&gt;&lt;wsp:rsid wsp:val=&quot;005715AF&quot;/&gt;&lt;wsp:rsid wsp:val=&quot;0057700E&quot;/&gt;&lt;wsp:rsid wsp:val=&quot;0057771E&quot;/&gt;&lt;wsp:rsid wsp:val=&quot;00577A20&quot;/&gt;&lt;wsp:rsid wsp:val=&quot;00583C3B&quot;/&gt;&lt;wsp:rsid wsp:val=&quot;005930C7&quot;/&gt;&lt;wsp:rsid wsp:val=&quot;005B215D&quot;/&gt;&lt;wsp:rsid wsp:val=&quot;005B335A&quot;/&gt;&lt;wsp:rsid wsp:val=&quot;005C0EAE&quot;/&gt;&lt;wsp:rsid wsp:val=&quot;005C542D&quot;/&gt;&lt;wsp:rsid wsp:val=&quot;005D4019&quot;/&gt;&lt;wsp:rsid wsp:val=&quot;005D5DFD&quot;/&gt;&lt;wsp:rsid wsp:val=&quot;005D7258&quot;/&gt;&lt;wsp:rsid wsp:val=&quot;005E3936&quot;/&gt;&lt;wsp:rsid wsp:val=&quot;006224DB&quot;/&gt;&lt;wsp:rsid wsp:val=&quot;00623A78&quot;/&gt;&lt;wsp:rsid wsp:val=&quot;00624013&quot;/&gt;&lt;wsp:rsid wsp:val=&quot;006303B8&quot;/&gt;&lt;wsp:rsid wsp:val=&quot;00630EB5&quot;/&gt;&lt;wsp:rsid wsp:val=&quot;00661DCA&quot;/&gt;&lt;wsp:rsid wsp:val=&quot;0067215B&quot;/&gt;&lt;wsp:rsid wsp:val=&quot;00673664&quot;/&gt;&lt;wsp:rsid wsp:val=&quot;00676390&quot;/&gt;&lt;wsp:rsid wsp:val=&quot;00690722&quot;/&gt;&lt;wsp:rsid wsp:val=&quot;00692393&quot;/&gt;&lt;wsp:rsid wsp:val=&quot;006B1856&quot;/&gt;&lt;wsp:rsid wsp:val=&quot;006D6039&quot;/&gt;&lt;wsp:rsid wsp:val=&quot;006E5DD2&quot;/&gt;&lt;wsp:rsid wsp:val=&quot;006F1C5F&quot;/&gt;&lt;wsp:rsid wsp:val=&quot;007065E6&quot;/&gt;&lt;wsp:rsid wsp:val=&quot;00732758&quot;/&gt;&lt;wsp:rsid wsp:val=&quot;0074400C&quot;/&gt;&lt;wsp:rsid wsp:val=&quot;0078256A&quot;/&gt;&lt;wsp:rsid wsp:val=&quot;00790BBC&quot;/&gt;&lt;wsp:rsid wsp:val=&quot;0079295D&quot;/&gt;&lt;wsp:rsid wsp:val=&quot;007A56CE&quot;/&gt;&lt;wsp:rsid wsp:val=&quot;007E704A&quot;/&gt;&lt;wsp:rsid wsp:val=&quot;007F2286&quot;/&gt;&lt;wsp:rsid wsp:val=&quot;00804EE0&quot;/&gt;&lt;wsp:rsid wsp:val=&quot;00817168&quot;/&gt;&lt;wsp:rsid wsp:val=&quot;0082544C&quot;/&gt;&lt;wsp:rsid wsp:val=&quot;00832F6A&quot;/&gt;&lt;wsp:rsid wsp:val=&quot;00885A97&quot;/&gt;&lt;wsp:rsid wsp:val=&quot;008A0272&quot;/&gt;&lt;wsp:rsid wsp:val=&quot;008B011A&quot;/&gt;&lt;wsp:rsid wsp:val=&quot;008B384B&quot;/&gt;&lt;wsp:rsid wsp:val=&quot;008C2D58&quot;/&gt;&lt;wsp:rsid wsp:val=&quot;008C41A6&quot;/&gt;&lt;wsp:rsid wsp:val=&quot;008D180E&quot;/&gt;&lt;wsp:rsid wsp:val=&quot;008E61FF&quot;/&gt;&lt;wsp:rsid wsp:val=&quot;008E6498&quot;/&gt;&lt;wsp:rsid wsp:val=&quot;009039D6&quot;/&gt;&lt;wsp:rsid wsp:val=&quot;00907533&quot;/&gt;&lt;wsp:rsid wsp:val=&quot;00913FC1&quot;/&gt;&lt;wsp:rsid wsp:val=&quot;00914E4B&quot;/&gt;&lt;wsp:rsid wsp:val=&quot;009469E8&quot;/&gt;&lt;wsp:rsid wsp:val=&quot;009567EF&quot;/&gt;&lt;wsp:rsid wsp:val=&quot;0098452D&quot;/&gt;&lt;wsp:rsid wsp:val=&quot;009903D4&quot;/&gt;&lt;wsp:rsid wsp:val=&quot;00994B56&quot;/&gt;&lt;wsp:rsid wsp:val=&quot;00996743&quot;/&gt;&lt;wsp:rsid wsp:val=&quot;009C4836&quot;/&gt;&lt;wsp:rsid wsp:val=&quot;009D589E&quot;/&gt;&lt;wsp:rsid wsp:val=&quot;009D5A9B&quot;/&gt;&lt;wsp:rsid wsp:val=&quot;009D6DC9&quot;/&gt;&lt;wsp:rsid wsp:val=&quot;009E3D8E&quot;/&gt;&lt;wsp:rsid wsp:val=&quot;009F70E6&quot;/&gt;&lt;wsp:rsid wsp:val=&quot;00A04886&quot;/&gt;&lt;wsp:rsid wsp:val=&quot;00A17241&quot;/&gt;&lt;wsp:rsid wsp:val=&quot;00A20793&quot;/&gt;&lt;wsp:rsid wsp:val=&quot;00A235C5&quot;/&gt;&lt;wsp:rsid wsp:val=&quot;00A35020&quot;/&gt;&lt;wsp:rsid wsp:val=&quot;00A426CF&quot;/&gt;&lt;wsp:rsid wsp:val=&quot;00A53AA9&quot;/&gt;&lt;wsp:rsid wsp:val=&quot;00A95BD3&quot;/&gt;&lt;wsp:rsid wsp:val=&quot;00AD375F&quot;/&gt;&lt;wsp:rsid wsp:val=&quot;00AE4EA6&quot;/&gt;&lt;wsp:rsid wsp:val=&quot;00AF59A1&quot;/&gt;&lt;wsp:rsid wsp:val=&quot;00B26101&quot;/&gt;&lt;wsp:rsid wsp:val=&quot;00B40937&quot;/&gt;&lt;wsp:rsid wsp:val=&quot;00B511DC&quot;/&gt;&lt;wsp:rsid wsp:val=&quot;00B835CA&quot;/&gt;&lt;wsp:rsid wsp:val=&quot;00B83CB1&quot;/&gt;&lt;wsp:rsid wsp:val=&quot;00B91FA6&quot;/&gt;&lt;wsp:rsid wsp:val=&quot;00BB39F7&quot;/&gt;&lt;wsp:rsid wsp:val=&quot;00BD1491&quot;/&gt;&lt;wsp:rsid wsp:val=&quot;00BF6B19&quot;/&gt;&lt;wsp:rsid wsp:val=&quot;00C02026&quot;/&gt;&lt;wsp:rsid wsp:val=&quot;00C1271D&quot;/&gt;&lt;wsp:rsid wsp:val=&quot;00C13B6F&quot;/&gt;&lt;wsp:rsid wsp:val=&quot;00C253C4&quot;/&gt;&lt;wsp:rsid wsp:val=&quot;00C33533&quot;/&gt;&lt;wsp:rsid wsp:val=&quot;00C56C95&quot;/&gt;&lt;wsp:rsid wsp:val=&quot;00C6215C&quot;/&gt;&lt;wsp:rsid wsp:val=&quot;00C64034&quot;/&gt;&lt;wsp:rsid wsp:val=&quot;00C74171&quot;/&gt;&lt;wsp:rsid wsp:val=&quot;00C850DA&quot;/&gt;&lt;wsp:rsid wsp:val=&quot;00CA271A&quot;/&gt;&lt;wsp:rsid wsp:val=&quot;00CC3714&quot;/&gt;&lt;wsp:rsid wsp:val=&quot;00CC7D3A&quot;/&gt;&lt;wsp:rsid wsp:val=&quot;00CD75AD&quot;/&gt;&lt;wsp:rsid wsp:val=&quot;00D11046&quot;/&gt;&lt;wsp:rsid wsp:val=&quot;00D12809&quot;/&gt;&lt;wsp:rsid wsp:val=&quot;00D12DDD&quot;/&gt;&lt;wsp:rsid wsp:val=&quot;00D2458F&quot;/&gt;&lt;wsp:rsid wsp:val=&quot;00D32270&quot;/&gt;&lt;wsp:rsid wsp:val=&quot;00D328E3&quot;/&gt;&lt;wsp:rsid wsp:val=&quot;00D32EFF&quot;/&gt;&lt;wsp:rsid wsp:val=&quot;00D36B03&quot;/&gt;&lt;wsp:rsid wsp:val=&quot;00D60258&quot;/&gt;&lt;wsp:rsid wsp:val=&quot;00D648D7&quot;/&gt;&lt;wsp:rsid wsp:val=&quot;00D76CB8&quot;/&gt;&lt;wsp:rsid wsp:val=&quot;00D82179&quot;/&gt;&lt;wsp:rsid wsp:val=&quot;00D85B4A&quot;/&gt;&lt;wsp:rsid wsp:val=&quot;00D91849&quot;/&gt;&lt;wsp:rsid wsp:val=&quot;00DA5536&quot;/&gt;&lt;wsp:rsid wsp:val=&quot;00DB5BD0&quot;/&gt;&lt;wsp:rsid wsp:val=&quot;00DC4E4E&quot;/&gt;&lt;wsp:rsid wsp:val=&quot;00DD4714&quot;/&gt;&lt;wsp:rsid wsp:val=&quot;00DD4B61&quot;/&gt;&lt;wsp:rsid wsp:val=&quot;00DE56DB&quot;/&gt;&lt;wsp:rsid wsp:val=&quot;00E04904&quot;/&gt;&lt;wsp:rsid wsp:val=&quot;00E2112F&quot;/&gt;&lt;wsp:rsid wsp:val=&quot;00E228AB&quot;/&gt;&lt;wsp:rsid wsp:val=&quot;00E27601&quot;/&gt;&lt;wsp:rsid wsp:val=&quot;00E27CCB&quot;/&gt;&lt;wsp:rsid wsp:val=&quot;00E41499&quot;/&gt;&lt;wsp:rsid wsp:val=&quot;00E5637B&quot;/&gt;&lt;wsp:rsid wsp:val=&quot;00E76933&quot;/&gt;&lt;wsp:rsid wsp:val=&quot;00E84127&quot;/&gt;&lt;wsp:rsid wsp:val=&quot;00E96A25&quot;/&gt;&lt;wsp:rsid wsp:val=&quot;00EA471B&quot;/&gt;&lt;wsp:rsid wsp:val=&quot;00EB4B25&quot;/&gt;&lt;wsp:rsid wsp:val=&quot;00ED5717&quot;/&gt;&lt;wsp:rsid wsp:val=&quot;00EF2209&quot;/&gt;&lt;wsp:rsid wsp:val=&quot;00F03FE5&quot;/&gt;&lt;wsp:rsid wsp:val=&quot;00F050BE&quot;/&gt;&lt;wsp:rsid wsp:val=&quot;00F05423&quot;/&gt;&lt;wsp:rsid wsp:val=&quot;00F33DEF&quot;/&gt;&lt;wsp:rsid wsp:val=&quot;00F462BD&quot;/&gt;&lt;wsp:rsid wsp:val=&quot;00F475A6&quot;/&gt;&lt;wsp:rsid wsp:val=&quot;00F5582D&quot;/&gt;&lt;wsp:rsid wsp:val=&quot;00F62C23&quot;/&gt;&lt;wsp:rsid wsp:val=&quot;00FC185A&quot;/&gt;&lt;wsp:rsid wsp:val=&quot;00FE59BF&quot;/&gt;&lt;wsp:rsid wsp:val=&quot;00FF0BD6&quot;/&gt;&lt;wsp:rsid wsp:val=&quot;00FF5856&quot;/&gt;&lt;wsp:rsid wsp:val=&quot;00FF6CD5&quot;/&gt;&lt;/wsp:rsids&gt;&lt;/w:docPr&gt;&lt;w:body&gt;&lt;wx:sect&gt;&lt;w:p wsp:rsidR=&quot;00000000&quot; wsp:rsidRDefault=&quot;00E27601&quot; wsp:rsidP=&quot;00E27601&quot;&gt;&lt;m:oMathPara&gt;&lt;m:oMath&gt;&lt;m:r&gt;&lt;m:rPr&gt;&lt;m:sty m:val=&quot;p&quot;/&gt;&lt;/m:rPr&gt;&lt;w:rPr&gt;&lt;w:rFonts w:ascii=&quot;Cambria Math&quot; w:fareast=&quot;MS Mincho&quot; w:h-ansi=&quot;Cambria Math&quot; w:cs=&quot;Arial&quot;/&gt;&lt;wx:font wx:val=&quot;Cambria Math&quot;/&gt;&lt;/w:rPr&gt;&lt;m:t&gt;p(???)&lt;/m:t&gt;&lt;/um:r&gt;&lt;/m:oMath&gt;&lt;/m:oMathPara&gt;&lt;/w:p&gt;&lt;w:sectPr wsp:rsidR=&quot;00000000&quot;&gt;&lt;w:pgSz w:w=&quot;12240&quot; w:h=&quot;15840&quot;/&gt;&lt;w:pgMar w:top=&quot;1134&quot; w:right=&quot;850&quot; w:bottom=&quot;1134&quot; w:left=&quot;1701&quot; w:header=&quot;720&quot; w:footer=&quot;720&quot; w:gutter=&quot;0&quot;/&gt;&lt;w:cols w:space=&quot;720&quot;/&gt;&lt;/w:sectPr&gt;&lt;/wx:sect&gt;&lt;/w:body&gt;&lt;/w:wordDocument&gt;">
+              <v:imagedata r:id="rId6" o:title="" chromakey="white"/>
+            </v:shape>
+          </w:pict>
+        </m:r>
+        <m:r>
+          <m:rPr>
+            <m:sty m:val="p"/>
+          </m:rPr>
+          <w:rPr>
+            <w:rFonts w:ascii="Cambria Math" w:hAnsi="Cambria Math"/>
+            <w:sz w:val="22"/>
+            <w:szCs w:val="22"/>
+          </w:rPr>
+          <m:t xml:space="preserve"> </m:t>
+        </m:r>
+        <m:r>
+          <w:rPr>
+            <w:rFonts w:ascii="Cambria Math" w:hAnsi="Cambria Math"/>
+            <w:i/>
+            <w:sz w:val="22"/>
+            <w:szCs w:val="22"/>
+          </w:rPr>
+          <w:fldChar w:fldCharType="end"/>
+        </m:r>
+      </m:oMath>
+      <w:r>
+        <w:rPr>
+          <w:sz w:val="22"/>
+          <w:szCs w:val="22"/>
+        </w:rPr>
+        <w:t xml:space="preserve"> is sampled, and then the observables </w:t>
+      </w:r>
+      <m:oMath>
+        <m:r>
+          <w:rPr>
+            <w:rFonts w:ascii="Cambria Math" w:hAnsi="Cambria Math"/>
+            <w:sz w:val="22"/>
+            <w:szCs w:val="22"/>
+          </w:rPr>
+          <m:t>x</m:t>
+        </m:r>
+      </m:oMath>
+      <w:r>
+        <w:rPr>
+          <w:sz w:val="22"/>
+          <w:szCs w:val="22"/>
+        </w:rPr>
+        <w:t xml:space="preserve"> from a distribution which depends on </w:t>
+      </w:r>
+      <m:oMath>
+        <m:r>
+          <w:rPr>
+            <w:rFonts w:ascii="Cambria Math" w:hAnsi="Cambria Math"/>
+            <w:sz w:val="22"/>
+            <w:szCs w:val="22"/>
+          </w:rPr>
+          <m:t>θ</m:t>
+        </m:r>
+      </m:oMath>
+      <w:r>
+        <w:rPr>
+          <w:sz w:val="22"/>
+          <w:szCs w:val="22"/>
+        </w:rPr>
+        <w:t xml:space="preserve"> are sampled, i.e., </w:t>
+      </w:r>
+      <m:oMath>
+        <m:r>
+          <w:rPr>
+            <w:rFonts w:ascii="Cambria Math" w:hAnsi="Cambria Math"/>
+            <w:sz w:val="22"/>
+            <w:szCs w:val="22"/>
+          </w:rPr>
+          <m:t>P(θ</m:t>
+        </m:r>
+        <m:r>
+          <w:rPr>
+            <w:rFonts w:ascii="Cambria Math" w:hAnsi="Cambria Math"/>
+            <w:i/>
+            <w:sz w:val="22"/>
+            <w:szCs w:val="22"/>
+          </w:rPr>
+          <w:fldChar w:fldCharType="begin"/>
+        </m:r>
+        <m:r>
+          <m:rPr>
+            <m:sty m:val="p"/>
+          </m:rPr>
+          <w:rPr>
+            <w:rFonts w:ascii="Cambria Math" w:hAnsi="Cambria Math"/>
+            <w:sz w:val="22"/>
+            <w:szCs w:val="22"/>
+          </w:rPr>
+          <m:t xml:space="preserve"> QUOTE </m:t>
+        </m:r>
+        <m:r>
+          <w:rPr>
+            <w:rFonts w:ascii="Cambria Math" w:hAnsi="Cambria Math"/>
+            <w:i/>
+            <w:position w:val="-8"/>
+          </w:rPr>
+          <w:pict>
+            <v:shape id="_x0000_i1026" type="#_x0000_t75" style="width:7.5pt;height:21.75pt" equationxml="&lt;?xml version=&quot;1.0&quot; encoding=&quot;UTF-8&quot; standalone=&quot;yes&quot;?&gt;&#10;&lt;?mso-application progid=&quot;Word.Document&quot;?&gt;&#10;&lt;w:wordDocument xmlns:aml=&quot;http://schemas.microsoft.com/aml/2001/core&quot; xmlns:wpc=&quot;http://schemas.microsoft.com/office/word/2010/wordprocessingCanvas&quot; xmlns:cx=&quot;http://schemas.microsoft.com/office/drawing/2014/chartex&quot; xmlns:dt=&quot;uuid:C2F41010-65B3-11d1-A29F-00AA00C14882&quot; xmlns:mc=&quot;http://schemas.openxmlformats.org/markup-compatibility/2006&quot; xmlns:o=&quot;urn:schemas-microsoft-com:office:office&quot; xmlns:m=&quot;http://schemas.openxmlformats.org/officeDocument/2006/math&quot; xmlns:v=&quot;urn:schemas-microsoft-com:vml&quot; xmlns:w10=&quot;urn:schemas-microsoft-com:office:word&quot; xmlns:w=&quot;http://schemas.microsoft.com/office/word/2003/wordml&quot; xmlns:wx=&quot;http://schemas.microsoft.com/office/word/2003/auxHint&quot; xmlns:wne=&quot;http://schemas.microsoft.com/office/word/2006/wordml&quot; xmlns:wsp=&quot;http://schemas.microsoft.com/office/word/2003/wordml/sp2&quot; xmlns:sl=&quot;http://schemas.microsoft.com/schemaLibrary/2003/core&quot; w:macrosPresent=&quot;no&quot; w:embeddedObjPresent=&quot;no&quot; w:ocxPresent=&quot;no&quot; xml:space=&quot;preserve&quot;&gt;&lt;w:ignoreSubtree w:val=&quot;http://schemas.microsoft.com/office/word/2003/wordml/sp2&quot;/&gt;&lt;o:DocumentProperties&gt;&lt;o:Version&gt;16&lt;/o:Version&gt;&lt;/o:DocumentProperties&gt;&lt;w:docPr&gt;&lt;w:view w:val=&quot;print&quot;/&gt;&lt;w:zoom w:percent=&quot;100&quot;/&gt;&lt;w:doNotEmbedSystemFonts/&gt;&lt;w:bordersDontSurroundHeader/&gt;&lt;w:bordersDontSurroundFooter/&gt;&lt;w:stylePaneFormatFilter w:val=&quot;1021&quot;/&gt;&lt;w:defaultTabStop w:val=&quot;510&quot;/&gt;&lt;w:autoHyphenation/&gt;&lt;w:drawingGridHorizontalSpacing w:val=&quot;100&quot;/&gt;&lt;w:drawingGridVerticalSpacing w:val=&quot;163&quot;/&gt;&lt;w:displayHorizontalDrawingGridEvery w:val=&quot;0&quot;/&gt;&lt;w:displayVerticalDrawingGridEvery w:val=&quot;2&quot;/&gt;&lt;w:punctuationKerning/&gt;&lt;w:characterSpacingControl w:val=&quot;CompressPunctuation&quot;/&gt;&lt;w:webPageEncoding w:val=&quot;utf-8&quot;/&gt;&lt;w:optimizeForBrowser/&gt;&lt;w:validateAgainstSchema/&gt;&lt;w:saveInvalidXML w:val=&quot;off&quot;/&gt;&lt;w:ignoreMixedContent w:val=&quot;off&quot;/&gt;&lt;w:alwaysShowPlaceholderText w:val=&quot;off&quot;/&gt;&lt;w:compat&gt;&lt;w:spaceForUL/&gt;&lt;w:balanceSingleByteDoubleByteWidth/&gt;&lt;w:doNotLeaveBackslashAlone/&gt;&lt;w:ulTrailSpace/&gt;&lt;w:doNotExpandShiftReturn/&gt;&lt;w:adjustLineHeightInTable/&gt;&lt;w:breakWrappedTables/&gt;&lt;w:snapToGridInCell/&gt;&lt;w:wrapTextWithPunct/&gt;&lt;w:useAsianBreakRules/&gt;&lt;w:dontGrowAutofit/&gt;&lt;w:useFELayout/&gt;&lt;/w:compat&gt;&lt;wsp:rsids&gt;&lt;wsp:rsidRoot wsp:val=&quot;00BF6B19&quot;/&gt;&lt;wsp:rsid wsp:val=&quot;000023E0&quot;/&gt;&lt;wsp:rsid wsp:val=&quot;00016DAD&quot;/&gt;&lt;wsp:rsid wsp:val=&quot;00022B03&quot;/&gt;&lt;wsp:rsid wsp:val=&quot;000336B3&quot;/&gt;&lt;wsp:rsid wsp:val=&quot;0007095A&quot;/&gt;&lt;wsp:rsid wsp:val=&quot;000736AD&quot;/&gt;&lt;wsp:rsid wsp:val=&quot;000A446C&quot;/&gt;&lt;wsp:rsid wsp:val=&quot;000D139F&quot;/&gt;&lt;wsp:rsid wsp:val=&quot;000E02D7&quot;/&gt;&lt;wsp:rsid wsp:val=&quot;00110C44&quot;/&gt;&lt;wsp:rsid wsp:val=&quot;0012423C&quot;/&gt;&lt;wsp:rsid wsp:val=&quot;001353A3&quot;/&gt;&lt;wsp:rsid wsp:val=&quot;001373C9&quot;/&gt;&lt;wsp:rsid wsp:val=&quot;001649FC&quot;/&gt;&lt;wsp:rsid wsp:val=&quot;00183445&quot;/&gt;&lt;wsp:rsid wsp:val=&quot;00191958&quot;/&gt;&lt;wsp:rsid wsp:val=&quot;00195DBF&quot;/&gt;&lt;wsp:rsid wsp:val=&quot;001A242A&quot;/&gt;&lt;wsp:rsid wsp:val=&quot;001A4927&quot;/&gt;&lt;wsp:rsid wsp:val=&quot;001E18D0&quot;/&gt;&lt;wsp:rsid wsp:val=&quot;001E2AEB&quot;/&gt;&lt;wsp:rsid wsp:val=&quot;001F373C&quot;/&gt;&lt;wsp:rsid wsp:val=&quot;00205AE5&quot;/&gt;&lt;wsp:rsid wsp:val=&quot;00216129&quot;/&gt;&lt;wsp:rsid wsp:val=&quot;002254A8&quot;/&gt;&lt;wsp:rsid wsp:val=&quot;00227AC6&quot;/&gt;&lt;wsp:rsid wsp:val=&quot;00231725&quot;/&gt;&lt;wsp:rsid wsp:val=&quot;00251C93&quot;/&gt;&lt;wsp:rsid wsp:val=&quot;002527E8&quot;/&gt;&lt;wsp:rsid wsp:val=&quot;002650E7&quot;/&gt;&lt;wsp:rsid wsp:val=&quot;002722EE&quot;/&gt;&lt;wsp:rsid wsp:val=&quot;002765F1&quot;/&gt;&lt;wsp:rsid wsp:val=&quot;002969DF&quot;/&gt;&lt;wsp:rsid wsp:val=&quot;002A1E5F&quot;/&gt;&lt;wsp:rsid wsp:val=&quot;002D55BA&quot;/&gt;&lt;wsp:rsid wsp:val=&quot;002F498F&quot;/&gt;&lt;wsp:rsid wsp:val=&quot;003122F2&quot;/&gt;&lt;wsp:rsid wsp:val=&quot;0031744E&quot;/&gt;&lt;wsp:rsid wsp:val=&quot;00320D93&quot;/&gt;&lt;wsp:rsid wsp:val=&quot;00326141&quot;/&gt;&lt;wsp:rsid wsp:val=&quot;003350E5&quot;/&gt;&lt;wsp:rsid wsp:val=&quot;00345623&quot;/&gt;&lt;wsp:rsid wsp:val=&quot;0035340B&quot;/&gt;&lt;wsp:rsid wsp:val=&quot;00361310&quot;/&gt;&lt;wsp:rsid wsp:val=&quot;0036255D&quot;/&gt;&lt;wsp:rsid wsp:val=&quot;003A5D62&quot;/&gt;&lt;wsp:rsid wsp:val=&quot;003C7CB7&quot;/&gt;&lt;wsp:rsid wsp:val=&quot;003D0525&quot;/&gt;&lt;wsp:rsid wsp:val=&quot;003D1B18&quot;/&gt;&lt;wsp:rsid wsp:val=&quot;003F36C1&quot;/&gt;&lt;wsp:rsid wsp:val=&quot;003F4D0E&quot;/&gt;&lt;wsp:rsid wsp:val=&quot;00401D30&quot;/&gt;&lt;wsp:rsid wsp:val=&quot;00404F35&quot;/&gt;&lt;wsp:rsid wsp:val=&quot;00410F35&quot;/&gt;&lt;wsp:rsid wsp:val=&quot;0041236F&quot;/&gt;&lt;wsp:rsid wsp:val=&quot;004133A7&quot;/&gt;&lt;wsp:rsid wsp:val=&quot;0045200E&quot;/&gt;&lt;wsp:rsid wsp:val=&quot;00452CF0&quot;/&gt;&lt;wsp:rsid wsp:val=&quot;00493033&quot;/&gt;&lt;wsp:rsid wsp:val=&quot;004945B9&quot;/&gt;&lt;wsp:rsid wsp:val=&quot;004C0CC6&quot;/&gt;&lt;wsp:rsid wsp:val=&quot;004C207F&quot;/&gt;&lt;wsp:rsid wsp:val=&quot;004D2716&quot;/&gt;&lt;wsp:rsid wsp:val=&quot;004D5BEC&quot;/&gt;&lt;wsp:rsid wsp:val=&quot;004D79C7&quot;/&gt;&lt;wsp:rsid wsp:val=&quot;004F6D48&quot;/&gt;&lt;wsp:rsid wsp:val=&quot;00502F97&quot;/&gt;&lt;wsp:rsid wsp:val=&quot;0050416D&quot;/&gt;&lt;wsp:rsid wsp:val=&quot;00525541&quot;/&gt;&lt;wsp:rsid wsp:val=&quot;00532CFE&quot;/&gt;&lt;wsp:rsid wsp:val=&quot;00535863&quot;/&gt;&lt;wsp:rsid wsp:val=&quot;005614F2&quot;/&gt;&lt;wsp:rsid wsp:val=&quot;005700CA&quot;/&gt;&lt;wsp:rsid wsp:val=&quot;005715AF&quot;/&gt;&lt;wsp:rsid wsp:val=&quot;0057700E&quot;/&gt;&lt;wsp:rsid wsp:val=&quot;0057771E&quot;/&gt;&lt;wsp:rsid wsp:val=&quot;00577A20&quot;/&gt;&lt;wsp:rsid wsp:val=&quot;00583C3B&quot;/&gt;&lt;wsp:rsid wsp:val=&quot;005930C7&quot;/&gt;&lt;wsp:rsid wsp:val=&quot;005B215D&quot;/&gt;&lt;wsp:rsid wsp:val=&quot;005B335A&quot;/&gt;&lt;wsp:rsid wsp:val=&quot;005C0EAE&quot;/&gt;&lt;wsp:rsid wsp:val=&quot;005C542D&quot;/&gt;&lt;wsp:rsid wsp:val=&quot;005D4019&quot;/&gt;&lt;wsp:rsid wsp:val=&quot;005D5DFD&quot;/&gt;&lt;wsp:rsid wsp:val=&quot;005D7258&quot;/&gt;&lt;wsp:rsid wsp:val=&quot;005E3936&quot;/&gt;&lt;wsp:rsid wsp:val=&quot;006224DB&quot;/&gt;&lt;wsp:rsid wsp:val=&quot;00623A78&quot;/&gt;&lt;wsp:rsid wsp:val=&quot;00624013&quot;/&gt;&lt;wsp:rsid wsp:val=&quot;006303B8&quot;/&gt;&lt;wsp:rsid wsp:val=&quot;00630EB5&quot;/&gt;&lt;wsp:rsid wsp:val=&quot;00661DCA&quot;/&gt;&lt;wsp:rsid wsp:val=&quot;0067215B&quot;/&gt;&lt;wsp:rsid wsp:val=&quot;00673664&quot;/&gt;&lt;wsp:rsid wsp:val=&quot;00676390&quot;/&gt;&lt;wsp:rsid wsp:val=&quot;00690722&quot;/&gt;&lt;wsp:rsid wsp:val=&quot;00692393&quot;/&gt;&lt;wsp:rsid wsp:val=&quot;006B1856&quot;/&gt;&lt;wsp:rsid wsp:val=&quot;006D6039&quot;/&gt;&lt;wsp:rsid wsp:val=&quot;006E5DD2&quot;/&gt;&lt;wsp:rsid wsp:val=&quot;006F1C5F&quot;/&gt;&lt;wsp:rsid wsp:val=&quot;007065E6&quot;/&gt;&lt;wsp:rsid wsp:val=&quot;00732758&quot;/&gt;&lt;wsp:rsid wsp:val=&quot;0074400C&quot;/&gt;&lt;wsp:rsid wsp:val=&quot;0078256A&quot;/&gt;&lt;wsp:rsid wsp:val=&quot;00790BBC&quot;/&gt;&lt;wsp:rsid wsp:val=&quot;0079295D&quot;/&gt;&lt;wsp:rsid wsp:val=&quot;007A56CE&quot;/&gt;&lt;wsp:rsid wsp:val=&quot;007E704A&quot;/&gt;&lt;wsp:rsid wsp:val=&quot;007F2286&quot;/&gt;&lt;wsp:rsid wsp:val=&quot;00804EE0&quot;/&gt;&lt;wsp:rsid wsp:val=&quot;00817168&quot;/&gt;&lt;wsp:rsid wsp:val=&quot;0082544C&quot;/&gt;&lt;wsp:rsid wsp:val=&quot;00832F6A&quot;/&gt;&lt;wsp:rsid wsp:val=&quot;00885A97&quot;/&gt;&lt;wsp:rsid wsp:val=&quot;008A0272&quot;/&gt;&lt;wsp:rsid wsp:val=&quot;008B011A&quot;/&gt;&lt;wsp:rsid wsp:val=&quot;008B384B&quot;/&gt;&lt;wsp:rsid wsp:val=&quot;008C2D58&quot;/&gt;&lt;wsp:rsid wsp:val=&quot;008C41A6&quot;/&gt;&lt;wsp:rsid wsp:val=&quot;008D180E&quot;/&gt;&lt;wsp:rsid wsp:val=&quot;008E61FF&quot;/&gt;&lt;wsp:rsid wsp:val=&quot;008E6498&quot;/&gt;&lt;wsp:rsid wsp:val=&quot;009039D6&quot;/&gt;&lt;wsp:rsid wsp:val=&quot;00907533&quot;/&gt;&lt;wsp:rsid wsp:val=&quot;00913FC1&quot;/&gt;&lt;wsp:rsid wsp:val=&quot;00914E4B&quot;/&gt;&lt;wsp:rsid wsp:val=&quot;009469E8&quot;/&gt;&lt;wsp:rsid wsp:val=&quot;009567EF&quot;/&gt;&lt;wsp:rsid wsp:val=&quot;0098452D&quot;/&gt;&lt;wsp:rsid wsp:val=&quot;009903D4&quot;/&gt;&lt;wsp:rsid wsp:val=&quot;00994B56&quot;/&gt;&lt;wsp:rsid wsp:val=&quot;00996743&quot;/&gt;&lt;wsp:rsid wsp:val=&quot;009C4836&quot;/&gt;&lt;wsp:rsid wsp:val=&quot;009D589E&quot;/&gt;&lt;wsp:rsid wsp:val=&quot;009D5A9B&quot;/&gt;&lt;wsp:rsid wsp:val=&quot;009D6DC9&quot;/&gt;&lt;wsp:rsid wsp:val=&quot;009E3D8E&quot;/&gt;&lt;wsp:rsid wsp:val=&quot;009F70E6&quot;/&gt;&lt;wsp:rsid wsp:val=&quot;00A04886&quot;/&gt;&lt;wsp:rsid wsp:val=&quot;00A17241&quot;/&gt;&lt;wsp:rsid wsp:val=&quot;00A20793&quot;/&gt;&lt;wsp:rsid wsp:val=&quot;00A235C5&quot;/&gt;&lt;wsp:rsid wsp:val=&quot;00A35020&quot;/&gt;&lt;wsp:rsid wsp:val=&quot;00A426CF&quot;/&gt;&lt;wsp:rsid wsp:val=&quot;00A53AA9&quot;/&gt;&lt;wsp:rsid wsp:val=&quot;00A95BD3&quot;/&gt;&lt;wsp:rsid wsp:val=&quot;00AD375F&quot;/&gt;&lt;wsp:rsid wsp:val=&quot;00AE4EA6&quot;/&gt;&lt;wsp:rsid wsp:val=&quot;00AF59A1&quot;/&gt;&lt;wsp:rsid wsp:val=&quot;00B26101&quot;/&gt;&lt;wsp:rsid wsp:val=&quot;00B40937&quot;/&gt;&lt;wsp:rsid wsp:val=&quot;00B511DC&quot;/&gt;&lt;wsp:rsid wsp:val=&quot;00B835CA&quot;/&gt;&lt;wsp:rsid wsp:val=&quot;00B83CB1&quot;/&gt;&lt;wsp:rsid wsp:val=&quot;00B91FA6&quot;/&gt;&lt;wsp:rsid wsp:val=&quot;00BB39F7&quot;/&gt;&lt;wsp:rsid wsp:val=&quot;00BD1491&quot;/&gt;&lt;wsp:rsid wsp:val=&quot;00BF6B19&quot;/&gt;&lt;wsp:rsid wsp:val=&quot;00C02026&quot;/&gt;&lt;wsp:rsid wsp:val=&quot;00C1271D&quot;/&gt;&lt;wsp:rsid wsp:val=&quot;00C13B6F&quot;/&gt;&lt;wsp:rsid wsp:val=&quot;00C253C4&quot;/&gt;&lt;wsp:rsid wsp:val=&quot;00C33533&quot;/&gt;&lt;wsp:rsid wsp:val=&quot;00C56C95&quot;/&gt;&lt;wsp:rsid wsp:val=&quot;00C6215C&quot;/&gt;&lt;wsp:rsid wsp:val=&quot;00C64034&quot;/&gt;&lt;wsp:rsid wsp:val=&quot;00C74171&quot;/&gt;&lt;wsp:rsid wsp:val=&quot;00C850DA&quot;/&gt;&lt;wsp:rsid wsp:val=&quot;00CA271A&quot;/&gt;&lt;wsp:rsid wsp:val=&quot;00CC3714&quot;/&gt;&lt;wsp:rsid wsp:val=&quot;00CC7D3A&quot;/&gt;&lt;wsp:rsid wsp:val=&quot;00CD75AD&quot;/&gt;&lt;wsp:rsid wsp:val=&quot;00D11046&quot;/&gt;&lt;wsp:rsid wsp:val=&quot;00D12809&quot;/&gt;&lt;wsp:rsid wsp:val=&quot;00D12DDD&quot;/&gt;&lt;wsp:rsid wsp:val=&quot;00D2458F&quot;/&gt;&lt;wsp:rsid wsp:val=&quot;00D32270&quot;/&gt;&lt;wsp:rsid wsp:val=&quot;00D328E3&quot;/&gt;&lt;wsp:rsid wsp:val=&quot;00D32EFF&quot;/&gt;&lt;wsp:rsid wsp:val=&quot;00D36B03&quot;/&gt;&lt;wsp:rsid wsp:val=&quot;00D60258&quot;/&gt;&lt;wsp:rsid wsp:val=&quot;00D648D7&quot;/&gt;&lt;wsp:rsid wsp:val=&quot;00D76CB8&quot;/&gt;&lt;wsp:rsid wsp:val=&quot;00D82179&quot;/&gt;&lt;wsp:rsid wsp:val=&quot;00D85B4A&quot;/&gt;&lt;wsp:rsid wsp:val=&quot;00D91849&quot;/&gt;&lt;wsp:rsid wsp:val=&quot;00DA5536&quot;/&gt;&lt;wsp:rsid wsp:val=&quot;00DB5BD0&quot;/&gt;&lt;wsp:rsid wsp:val=&quot;00DC4E4E&quot;/&gt;&lt;wsp:rsid wsp:val=&quot;00DD4714&quot;/&gt;&lt;wsp:rsid wsp:val=&quot;00DD4B61&quot;/&gt;&lt;wsp:rsid wsp:val=&quot;00DE56DB&quot;/&gt;&lt;wsp:rsid wsp:val=&quot;00E04904&quot;/&gt;&lt;wsp:rsid wsp:val=&quot;00E2112F&quot;/&gt;&lt;wsp:rsid wsp:val=&quot;00E228AB&quot;/&gt;&lt;wsp:rsid wsp:val=&quot;00E27CCB&quot;/&gt;&lt;wsp:rsid wsp:val=&quot;00E41499&quot;/&gt;&lt;wsp:rsid wsp:val=&quot;00E5637B&quot;/&gt;&lt;wsp:rsid wsp:val=&quot;00E76933&quot;/&gt;&lt;wsp:rsid wsp:val=&quot;00E84127&quot;/&gt;&lt;wsp:rsid wsp:val=&quot;00E96A25&quot;/&gt;&lt;wsp:rsid wsp:val=&quot;00EA471B&quot;/&gt;&lt;wsp:rsid wsp:val=&quot;00EB4B25&quot;/&gt;&lt;wsp:rsid wsp:val=&quot;00ED5717&quot;/&gt;&lt;wsp:rsid wsp:val=&quot;00EF2209&quot;/&gt;&lt;wsp:rsid wsp:val=&quot;00F03FE5&quot;/&gt;&lt;wsp:rsid wsp:val=&quot;00F050BE&quot;/&gt;&lt;wsp:rsid wsp:val=&quot;00F05423&quot;/&gt;&lt;wsp:rsid wsp:val=&quot;00F33DEF&quot;/&gt;&lt;wsp:rsid wsp:val=&quot;00F462BD&quot;/&gt;&lt;wsp:rsid wsp:val=&quot;00F475A6&quot;/&gt;&lt;wsp:rsid wsp:val=&quot;00F5582D&quot;/&gt;&lt;wsp:rsid wsp:val=&quot;00F62C23&quot;/&gt;&lt;wsp:rsid wsp:val=&quot;00FC185A&quot;/&gt;&lt;wsp:rsid wsp:val=&quot;00FE59BF&quot;/&gt;&lt;wsp:rsid wsp:val=&quot;00FF0BD6&quot;/&gt;&lt;wsp:rsid wsp:val=&quot;00FF5856&quot;/&gt;&lt;wsp:rsid wsp:val=&quot;00FF6CD5&quot;/&gt;&lt;/wsp:rsids&gt;&lt;/w:docPr&gt;&lt;w:body&gt;&lt;wx:sect&gt;&lt;w:p wsp:rsidR=&quot;00000000&quot; wsp:rsidRDefault=&quot;005700CA&quot; wsp:rsidP=&quot;005700CA&quot;&gt;&lt;m:oMathPara&gt;&lt;m:oMath&gt;&lt;m:r&gt;&lt;m:rPr&gt;&lt;m:sty m:val=&quot;p&quot;/&gt;&lt;/m:rPr&gt;&lt;w:rPr&gt;&lt;w:rFonts w:ascii=&quot;Cambria Math&quot; w:fareast=&quot;MS Mincho&quot; w:h-ansi=&quot;Cambria Math&quot; w:cs=&quot;Arial&quot;/&gt;&lt;wx:font wx:val=&quot;Cambria Math&quot;/&gt;&lt;/w:rPr&gt;&lt;m:t&gt;???&lt;/m:t&gt;&lt;/m:ru&gt;&lt;/m:oMath&gt;&lt;/m:oMathPara&gt;&lt;/w:p&gt;&lt;w:sectPr wsp:rsidR=&quot;00000000&quot;&gt;&lt;w:pgSz w:w=&quot;12240&quot; w:h=&quot;15840&quot;/&gt;&lt;w:pgMar w:top=&quot;1134&quot; w:right=&quot;850&quot; w:bottom=&quot;1134&quot; w:left=&quot;1701&quot; w:header=&quot;720&quot; w:footer=&quot;720&quot; w:gutter=&quot;0&quot;/&gt;&lt;w:cols w:space=&quot;720&quot;/&gt;&lt;/w:sectPr&gt;&lt;/wx:sect&gt;&lt;/w:body&gt;&lt;/w:wordDocument&gt;">
+              <v:imagedata r:id="rId7" o:title="" chromakey="white"/>
+            </v:shape>
+          </w:pict>
+        </m:r>
+        <m:r>
+          <m:rPr>
+            <m:sty m:val="p"/>
+          </m:rPr>
+          <w:rPr>
+            <w:rFonts w:ascii="Cambria Math" w:hAnsi="Cambria Math"/>
+            <w:sz w:val="22"/>
+            <w:szCs w:val="22"/>
+          </w:rPr>
+          <m:t xml:space="preserve"> </m:t>
+        </m:r>
+        <m:r>
+          <w:rPr>
+            <w:rFonts w:ascii="Cambria Math" w:hAnsi="Cambria Math"/>
+            <w:i/>
+            <w:sz w:val="22"/>
+            <w:szCs w:val="22"/>
+          </w:rPr>
+          <w:fldChar w:fldCharType="end"/>
+        </m:r>
+        <m:r>
+          <w:rPr>
+            <w:rFonts w:ascii="Cambria Math" w:hAnsi="Cambria Math"/>
+            <w:sz w:val="22"/>
+            <w:szCs w:val="22"/>
+          </w:rPr>
+          <m:t>,x) = P(θ)</m:t>
+        </m:r>
+        <m:r>
+          <w:rPr>
+            <w:rFonts w:ascii="Cambria Math" w:eastAsia="DengXian" w:hAnsi="Cambria Math"/>
+            <w:sz w:val="22"/>
+            <w:szCs w:val="22"/>
+            <w:lang w:eastAsia="zh-CN"/>
+          </w:rPr>
+          <m:t>×</m:t>
+        </m:r>
+        <m:r>
+          <w:rPr>
+            <w:rFonts w:ascii="Cambria Math" w:hAnsi="Cambria Math"/>
+            <w:sz w:val="22"/>
+            <w:szCs w:val="22"/>
+          </w:rPr>
+          <m:t>P(x|θ)</m:t>
+        </m:r>
+      </m:oMath>
+      <w:r>
+        <w:rPr>
+          <w:sz w:val="22"/>
+          <w:szCs w:val="22"/>
+        </w:rPr>
+        <w:t xml:space="preserve">. </w:t>
+      </w:r>
+      <m:oMath>
+        <m:r>
+          <w:rPr>
+            <w:rFonts w:ascii="Cambria Math" w:hAnsi="Cambria Math"/>
+            <w:sz w:val="22"/>
+            <w:szCs w:val="22"/>
+          </w:rPr>
+          <m:t>P(x|θ)</m:t>
+        </m:r>
+      </m:oMath>
+      <w:r>
+        <w:rPr>
+          <w:sz w:val="22"/>
+          <w:szCs w:val="22"/>
+        </w:rPr>
+        <w:t xml:space="preserve"> can take a variety of parametric forms. </w:t>
+      </w:r>
+      <w:r>
+        <w:rPr>
+          <w:rStyle w:val="comment-copy"/>
+          <w:sz w:val="22"/>
+          <w:szCs w:val="22"/>
+        </w:rPr>
+        <w:t>Thus, for classical Bayesian inference, an assumption about a likelihood function for the data must be made, and then parameters are estimated. However, e</w:t>
+      </w:r>
+      <w:r>
+        <w:rPr>
+          <w:sz w:val="22"/>
+          <w:szCs w:val="22"/>
+        </w:rPr>
+        <w:t>very sample from the posterior distribution is some setting of “guess parameters”. Posterior means can be computed to get a single “best” value of parameters (averaging the samples). The “best” in that case would be in the sense of minimizing the expected squared distance from the true parameters (</w:t>
+      </w:r>
+      <w:proofErr w:type="spellStart"/>
+      <w:r>
+        <w:fldChar w:fldCharType="begin"/>
+      </w:r>
+      <w:r>
+        <w:instrText xml:space="preserve"> HYPERLINK \l "Reddit" </w:instrText>
+      </w:r>
+      <w:r>
+        <w:fldChar w:fldCharType="separate"/>
+      </w:r>
+      <w:r>
+        <w:rPr>
+          <w:rStyle w:val="Hipersaitas"/>
+          <w:sz w:val="22"/>
+          <w:szCs w:val="22"/>
+        </w:rPr>
+        <w:t>Reddit</w:t>
+      </w:r>
+      <w:proofErr w:type="spellEnd"/>
+      <w:r>
+        <w:rPr>
+          <w:rStyle w:val="Hipersaitas"/>
+          <w:sz w:val="22"/>
+          <w:szCs w:val="22"/>
+        </w:rPr>
+        <w:t>, 2012</w:t>
+      </w:r>
+      <w:r>
+        <w:rPr>
+          <w:rStyle w:val="Hipersaitas"/>
+          <w:sz w:val="22"/>
+          <w:szCs w:val="22"/>
+        </w:rPr>
+        <w:fldChar w:fldCharType="end"/>
+      </w:r>
+      <w:r>
+        <w:rPr>
+          <w:sz w:val="22"/>
+          <w:szCs w:val="22"/>
+        </w:rPr>
+        <w:t>).</w:t>
       </w:r>
     </w:p>
     <w:p/>
@@ -3154,6 +3485,17 @@
     <w:name w:val="comment-copy"/>
     <w:rsid w:val="00415FA9"/>
   </w:style>
+  <w:style w:type="paragraph" w:styleId="Sraopastraipa">
+    <w:name w:val="List Paragraph"/>
+    <w:basedOn w:val="prastasis"/>
+    <w:uiPriority w:val="34"/>
+    <w:qFormat/>
+    <w:rsid w:val="00C51B78"/>
+    <w:pPr>
+      <w:ind w:left="720"/>
+      <w:contextualSpacing/>
+    </w:pPr>
+  </w:style>
 </w:styles>
 </file>
 
